--- a/cf/sh/u/files/u002.docx
+++ b/cf/sh/u/files/u002.docx
@@ -20,7 +20,7 @@
     </w:p>
     <w:p>
       <w:r>
-        <w:t>請針對每個題目，把答案填在「回答：」後面（越具體越好）；填好後請放回您的部門資料夾即可，不需回信。</w:t>
+        <w:t>這份問卷是想更了解您的實際作業，好把您的 AI 助理做得更貼近需求。第一部分請把答案填在「回答：」後面（越具體越好）；第二部分只是先讓您了解，之後用的時候再一起調整，不用現在填。填好後放回您的部門資料夾即可，不需回信。</w:t>
       </w:r>
     </w:p>
     <w:p>
@@ -32,8 +32,16 @@
       </w:r>
     </w:p>
     <w:p>
+      <w:pPr>
+        <w:pStyle w:val="Heading2"/>
+      </w:pPr>
       <w:r>
-        <w:t>1. 實際『Excel 收文總表』（N/管理部/南崁總務/AD00收發文/）有哪些欄位？可否提供近 1～2 個月的範本？</w:t>
+        <w:t>一、請您提供或確認的事情</w:t>
+      </w:r>
+    </w:p>
+    <w:p>
+      <w:r>
+        <w:t>1. 您平常在 EIP 收到的公文（函、法院執行命令、判決、掛號信）大多是 PDF 還是拍照掃描？能給我 10～20 份真實的（把當事人姓名、案號這類敏感的塗掉），涵蓋一般公文、法院文件、掛號信，讓 AI 練習讀。</w:t>
       </w:r>
     </w:p>
     <w:p>
@@ -43,7 +51,7 @@
     </w:p>
     <w:p>
       <w:r>
-        <w:t>2. 各類公文（函／法院文件／櫃買中心來函／掛號信）分別分給哪個單位？有沒有既有的分文對照規則？</w:t>
+        <w:t>2. 那張『Excel 收文總表』實際長怎樣、要填哪些欄位？麻煩給我近一兩個月的範本，我要照您實際的格式做。</w:t>
       </w:r>
     </w:p>
     <w:p>
@@ -53,7 +61,7 @@
     </w:p>
     <w:p>
       <w:r>
-        <w:t>3. 法院執行命令、支付命令、判決等法律文件，內部提醒的對象是誰？有無時效處理 SOP？</w:t>
+        <w:t>3. 哪一類公文該分給哪個單位（法務、財會、各事業部）？有沒有一份分文的對照規則？誰最清楚這件事？</w:t>
       </w:r>
     </w:p>
     <w:p>
@@ -63,7 +71,7 @@
     </w:p>
     <w:p>
       <w:r>
-        <w:t>4. 電子公文系統能否批次匯出公文 PDF？檔名有無固定規則？</w:t>
+        <w:t>4. 法院文件常有『文到幾日內要辦』的時效，公司內部有沒有規定要提醒誰、幾天前提醒？這份 SOP 能給我嗎？</w:t>
       </w:r>
     </w:p>
     <w:p>
@@ -73,7 +81,7 @@
     </w:p>
     <w:p>
       <w:r>
-        <w:t>5. 文號、辦理期限在公文上的位置與寫法固定嗎？有無常見難辨識的版面？</w:t>
+        <w:t>5. 整理好的收文那一列，最後是誰登進 Excel、誰決定分給哪個單位？您自己會在哪一步再確認一次？</w:t>
       </w:r>
     </w:p>
     <w:p>
@@ -82,13 +90,31 @@
       </w:r>
     </w:p>
     <w:p>
+      <w:pPr>
+        <w:pStyle w:val="Heading2"/>
+      </w:pPr>
       <w:r>
-        <w:t>6. AI 產出草稿後，登錄 Excel 與後續分文由誰接手？結案判定的權責在哪？</w:t>
+        <w:t>二、要用了之後、跟 AI 一起調整的事情（先了解即可，不用現在填）</w:t>
       </w:r>
     </w:p>
     <w:p>
       <w:r>
-        <w:t>回答：</w:t>
+        <w:t>• 公文常是掃描檔，字有時糊；AI 抓文號、主旨、期限如果不準，請您指出來，我們一起修到穩。</w:t>
+      </w:r>
+    </w:p>
+    <w:p>
+      <w:r>
+        <w:t>• 法院文件的時效絕對不能漏標，前幾週請您特別留意 AI 有沒有標到；有漏或標錯，馬上回饋。</w:t>
+      </w:r>
+    </w:p>
+    <w:p>
+      <w:r>
+        <w:t>• 遇到沒見過的來文機關、或分不清該分給誰的公文，AI 會先標『待人工判斷』，請您幫忙判一次、告訴我該怎麼歸。</w:t>
+      </w:r>
+    </w:p>
+    <w:p>
+      <w:r>
+        <w:t>• 產出的收文列格式、備註寫法是不是您慣用的，用過幾份再跟我說要不要調。</w:t>
       </w:r>
     </w:p>
     <w:p/>
